--- a/отчёты/Задание 08 Область видимости и перегрузка.docx
+++ b/отчёты/Задание 08 Область видимости и перегрузка.docx
@@ -32,7 +32,7 @@
           <w:right w:val="single" w:color="BFBFBF" w:sz="4" w:space="4"/>
         </w:pBdr>
         <w:shd w:fill="F4F4F4" w:color="auto" w:val="clear"/>
-        <w:spacing w:after="0" w:before="60" w:line="240"/>
+        <w:spacing w:after="0" w:before="60" w:line="240" w:lineRule="auto"/>
         <w:ind w:left="113" w:right="113"/>
       </w:pPr>
       <w:r>
@@ -54,7 +54,7 @@
           <w:right w:val="single" w:color="BFBFBF" w:sz="4" w:space="4"/>
         </w:pBdr>
         <w:shd w:fill="F4F4F4" w:color="auto" w:val="clear"/>
-        <w:spacing w:after="0" w:before="0" w:line="240"/>
+        <w:spacing w:after="0" w:before="0" w:line="240" w:lineRule="auto"/>
         <w:ind w:left="113" w:right="113"/>
       </w:pPr>
       <w:r>
@@ -76,7 +76,7 @@
           <w:right w:val="single" w:color="BFBFBF" w:sz="4" w:space="4"/>
         </w:pBdr>
         <w:shd w:fill="F4F4F4" w:color="auto" w:val="clear"/>
-        <w:spacing w:after="0" w:before="0" w:line="240"/>
+        <w:spacing w:after="0" w:before="0" w:line="240" w:lineRule="auto"/>
         <w:ind w:left="113" w:right="113"/>
       </w:pPr>
       <w:r>
@@ -98,7 +98,7 @@
           <w:right w:val="single" w:color="BFBFBF" w:sz="4" w:space="4"/>
         </w:pBdr>
         <w:shd w:fill="F4F4F4" w:color="auto" w:val="clear"/>
-        <w:spacing w:after="0" w:before="0" w:line="240"/>
+        <w:spacing w:after="0" w:before="0" w:line="240" w:lineRule="auto"/>
         <w:ind w:left="113" w:right="113"/>
       </w:pPr>
       <w:r>
@@ -120,7 +120,7 @@
           <w:right w:val="single" w:color="BFBFBF" w:sz="4" w:space="4"/>
         </w:pBdr>
         <w:shd w:fill="F4F4F4" w:color="auto" w:val="clear"/>
-        <w:spacing w:after="0" w:before="0" w:line="240"/>
+        <w:spacing w:after="0" w:before="0" w:line="240" w:lineRule="auto"/>
         <w:ind w:left="113" w:right="113"/>
       </w:pPr>
       <w:r>
@@ -142,7 +142,7 @@
           <w:right w:val="single" w:color="BFBFBF" w:sz="4" w:space="4"/>
         </w:pBdr>
         <w:shd w:fill="F4F4F4" w:color="auto" w:val="clear"/>
-        <w:spacing w:after="160" w:before="0" w:line="240"/>
+        <w:spacing w:after="160" w:before="0" w:line="240" w:lineRule="auto"/>
         <w:ind w:left="113" w:right="113"/>
       </w:pPr>
       <w:r>
@@ -265,7 +265,8 @@
     </w:p>
     <w:p>
       <w:pPr>
-        <w:spacing w:after="80"/>
+        <w:keepNext w:val="false"/>
+        <w:spacing w:after="80" w:before="0"/>
         <w:ind w:firstLine="709"/>
         <w:jc w:val="both"/>
       </w:pPr>
@@ -283,7 +284,7 @@
           <w:right w:val="single" w:color="BFBFBF" w:sz="4" w:space="4"/>
         </w:pBdr>
         <w:shd w:fill="F4F4F4" w:color="auto" w:val="clear"/>
-        <w:spacing w:after="0" w:before="60" w:line="240"/>
+        <w:spacing w:after="0" w:before="60" w:line="240" w:lineRule="auto"/>
         <w:ind w:left="113" w:right="113"/>
       </w:pPr>
       <w:r>
@@ -305,7 +306,7 @@
           <w:right w:val="single" w:color="BFBFBF" w:sz="4" w:space="4"/>
         </w:pBdr>
         <w:shd w:fill="F4F4F4" w:color="auto" w:val="clear"/>
-        <w:spacing w:after="0" w:before="0" w:line="240"/>
+        <w:spacing w:after="0" w:before="0" w:line="240" w:lineRule="auto"/>
         <w:ind w:left="113" w:right="113"/>
       </w:pPr>
       <w:r>
@@ -327,7 +328,7 @@
           <w:right w:val="single" w:color="BFBFBF" w:sz="4" w:space="4"/>
         </w:pBdr>
         <w:shd w:fill="F4F4F4" w:color="auto" w:val="clear"/>
-        <w:spacing w:after="0" w:before="0" w:line="240"/>
+        <w:spacing w:after="0" w:before="0" w:line="240" w:lineRule="auto"/>
         <w:ind w:left="113" w:right="113"/>
       </w:pPr>
       <w:r>
@@ -349,7 +350,7 @@
           <w:right w:val="single" w:color="BFBFBF" w:sz="4" w:space="4"/>
         </w:pBdr>
         <w:shd w:fill="F4F4F4" w:color="auto" w:val="clear"/>
-        <w:spacing w:after="0" w:before="0" w:line="240"/>
+        <w:spacing w:after="0" w:before="0" w:line="240" w:lineRule="auto"/>
         <w:ind w:left="113" w:right="113"/>
       </w:pPr>
       <w:r>
@@ -371,7 +372,7 @@
           <w:right w:val="single" w:color="BFBFBF" w:sz="4" w:space="4"/>
         </w:pBdr>
         <w:shd w:fill="F4F4F4" w:color="auto" w:val="clear"/>
-        <w:spacing w:after="0" w:before="0" w:line="240"/>
+        <w:spacing w:after="0" w:before="0" w:line="240" w:lineRule="auto"/>
         <w:ind w:left="113" w:right="113"/>
       </w:pPr>
       <w:r>
@@ -393,7 +394,7 @@
           <w:right w:val="single" w:color="BFBFBF" w:sz="4" w:space="4"/>
         </w:pBdr>
         <w:shd w:fill="F4F4F4" w:color="auto" w:val="clear"/>
-        <w:spacing w:after="0" w:before="0" w:line="240"/>
+        <w:spacing w:after="0" w:before="0" w:line="240" w:lineRule="auto"/>
         <w:ind w:left="113" w:right="113"/>
       </w:pPr>
       <w:r>
@@ -415,7 +416,7 @@
           <w:right w:val="single" w:color="BFBFBF" w:sz="4" w:space="4"/>
         </w:pBdr>
         <w:shd w:fill="F4F4F4" w:color="auto" w:val="clear"/>
-        <w:spacing w:after="0" w:before="0" w:line="240"/>
+        <w:spacing w:after="0" w:before="0" w:line="240" w:lineRule="auto"/>
         <w:ind w:left="113" w:right="113"/>
       </w:pPr>
       <w:r>
@@ -437,7 +438,7 @@
           <w:right w:val="single" w:color="BFBFBF" w:sz="4" w:space="4"/>
         </w:pBdr>
         <w:shd w:fill="F4F4F4" w:color="auto" w:val="clear"/>
-        <w:spacing w:after="0" w:before="0" w:line="240"/>
+        <w:spacing w:after="0" w:before="0" w:line="240" w:lineRule="auto"/>
         <w:ind w:left="113" w:right="113"/>
       </w:pPr>
       <w:r>
@@ -459,7 +460,7 @@
           <w:right w:val="single" w:color="BFBFBF" w:sz="4" w:space="4"/>
         </w:pBdr>
         <w:shd w:fill="F4F4F4" w:color="auto" w:val="clear"/>
-        <w:spacing w:after="0" w:before="0" w:line="240"/>
+        <w:spacing w:after="0" w:before="0" w:line="240" w:lineRule="auto"/>
         <w:ind w:left="113" w:right="113"/>
       </w:pPr>
       <w:r>
@@ -481,7 +482,7 @@
           <w:right w:val="single" w:color="BFBFBF" w:sz="4" w:space="4"/>
         </w:pBdr>
         <w:shd w:fill="F4F4F4" w:color="auto" w:val="clear"/>
-        <w:spacing w:after="160" w:before="0" w:line="240"/>
+        <w:spacing w:after="160" w:before="0" w:line="240" w:lineRule="auto"/>
         <w:ind w:left="113" w:right="113"/>
       </w:pPr>
       <w:r>
@@ -505,7 +506,8 @@
     </w:p>
     <w:p>
       <w:pPr>
-        <w:spacing w:after="80"/>
+        <w:keepNext w:val="false"/>
+        <w:spacing w:after="80" w:before="0"/>
         <w:ind w:firstLine="709"/>
         <w:jc w:val="both"/>
       </w:pPr>
@@ -628,7 +630,7 @@
           </w:tcPr>
           <w:p>
             <w:pPr>
-              <w:spacing w:line="240"/>
+              <w:spacing w:line="240" w:lineRule="auto"/>
             </w:pPr>
             <w:r>
               <w:rPr>
@@ -660,7 +662,7 @@
           </w:tcPr>
           <w:p>
             <w:pPr>
-              <w:spacing w:line="240"/>
+              <w:spacing w:line="240" w:lineRule="auto"/>
             </w:pPr>
             <w:r>
               <w:rPr>
@@ -692,7 +694,7 @@
           </w:tcPr>
           <w:p>
             <w:pPr>
-              <w:spacing w:line="240"/>
+              <w:spacing w:line="240" w:lineRule="auto"/>
             </w:pPr>
             <w:r>
               <w:rPr>
@@ -728,7 +730,7 @@
           </w:tcPr>
           <w:p>
             <w:pPr>
-              <w:spacing w:line="240"/>
+              <w:spacing w:line="240" w:lineRule="auto"/>
             </w:pPr>
             <w:r>
               <w:rPr>
@@ -757,7 +759,7 @@
           </w:tcPr>
           <w:p>
             <w:pPr>
-              <w:spacing w:line="240"/>
+              <w:spacing w:line="240" w:lineRule="auto"/>
             </w:pPr>
             <w:r>
               <w:rPr>
@@ -809,7 +811,7 @@
           </w:tcPr>
           <w:p>
             <w:pPr>
-              <w:spacing w:line="240"/>
+              <w:spacing w:line="240" w:lineRule="auto"/>
             </w:pPr>
             <w:r>
               <w:rPr>
@@ -858,7 +860,7 @@
           </w:tcPr>
           <w:p>
             <w:pPr>
-              <w:spacing w:line="240"/>
+              <w:spacing w:line="240" w:lineRule="auto"/>
             </w:pPr>
             <w:r>
               <w:rPr>
@@ -887,7 +889,7 @@
           </w:tcPr>
           <w:p>
             <w:pPr>
-              <w:spacing w:line="240"/>
+              <w:spacing w:line="240" w:lineRule="auto"/>
             </w:pPr>
             <w:r>
               <w:rPr>
@@ -947,7 +949,7 @@
           </w:tcPr>
           <w:p>
             <w:pPr>
-              <w:spacing w:line="240"/>
+              <w:spacing w:line="240" w:lineRule="auto"/>
             </w:pPr>
             <w:r>
               <w:rPr>
@@ -981,7 +983,7 @@
           </w:tcPr>
           <w:p>
             <w:pPr>
-              <w:spacing w:line="240"/>
+              <w:spacing w:line="240" w:lineRule="auto"/>
             </w:pPr>
             <w:r>
               <w:rPr>
@@ -1010,7 +1012,7 @@
           </w:tcPr>
           <w:p>
             <w:pPr>
-              <w:spacing w:line="240"/>
+              <w:spacing w:line="240" w:lineRule="auto"/>
             </w:pPr>
             <w:r>
               <w:rPr>
@@ -1055,7 +1057,7 @@
           </w:tcPr>
           <w:p>
             <w:pPr>
-              <w:spacing w:line="240"/>
+              <w:spacing w:line="240" w:lineRule="auto"/>
             </w:pPr>
             <w:r>
               <w:rPr>
@@ -1104,7 +1106,7 @@
           </w:tcPr>
           <w:p>
             <w:pPr>
-              <w:spacing w:line="240"/>
+              <w:spacing w:line="240" w:lineRule="auto"/>
             </w:pPr>
             <w:r>
               <w:rPr>
@@ -1133,7 +1135,7 @@
           </w:tcPr>
           <w:p>
             <w:pPr>
-              <w:spacing w:line="240"/>
+              <w:spacing w:line="240" w:lineRule="auto"/>
             </w:pPr>
             <w:r>
               <w:rPr>
@@ -1170,7 +1172,7 @@
           </w:tcPr>
           <w:p>
             <w:pPr>
-              <w:spacing w:line="240"/>
+              <w:spacing w:line="240" w:lineRule="auto"/>
             </w:pPr>
             <w:r>
               <w:rPr>
@@ -1190,7 +1192,8 @@
     </w:p>
     <w:p>
       <w:pPr>
-        <w:spacing w:after="80"/>
+        <w:keepNext w:val="false"/>
+        <w:spacing w:after="80" w:before="0"/>
         <w:ind w:firstLine="709"/>
         <w:jc w:val="both"/>
       </w:pPr>
@@ -1211,7 +1214,8 @@
     </w:p>
     <w:p>
       <w:pPr>
-        <w:spacing w:after="80"/>
+        <w:keepNext w:val="false"/>
+        <w:spacing w:after="80" w:before="0"/>
         <w:ind w:firstLine="709"/>
         <w:jc w:val="both"/>
       </w:pPr>
@@ -1229,7 +1233,7 @@
           <w:right w:val="single" w:color="BFBFBF" w:sz="4" w:space="4"/>
         </w:pBdr>
         <w:shd w:fill="F4F4F4" w:color="auto" w:val="clear"/>
-        <w:spacing w:after="0" w:before="60" w:line="240"/>
+        <w:spacing w:after="0" w:before="60" w:line="240" w:lineRule="auto"/>
         <w:ind w:left="113" w:right="113"/>
       </w:pPr>
       <w:r>
@@ -1251,7 +1255,7 @@
           <w:right w:val="single" w:color="BFBFBF" w:sz="4" w:space="4"/>
         </w:pBdr>
         <w:shd w:fill="F4F4F4" w:color="auto" w:val="clear"/>
-        <w:spacing w:after="0" w:before="0" w:line="240"/>
+        <w:spacing w:after="0" w:before="0" w:line="240" w:lineRule="auto"/>
         <w:ind w:left="113" w:right="113"/>
       </w:pPr>
       <w:r>
@@ -1273,7 +1277,7 @@
           <w:right w:val="single" w:color="BFBFBF" w:sz="4" w:space="4"/>
         </w:pBdr>
         <w:shd w:fill="F4F4F4" w:color="auto" w:val="clear"/>
-        <w:spacing w:after="0" w:before="0" w:line="240"/>
+        <w:spacing w:after="0" w:before="0" w:line="240" w:lineRule="auto"/>
         <w:ind w:left="113" w:right="113"/>
       </w:pPr>
       <w:r>
@@ -1295,7 +1299,7 @@
           <w:right w:val="single" w:color="BFBFBF" w:sz="4" w:space="4"/>
         </w:pBdr>
         <w:shd w:fill="F4F4F4" w:color="auto" w:val="clear"/>
-        <w:spacing w:after="0" w:before="0" w:line="240"/>
+        <w:spacing w:after="0" w:before="0" w:line="240" w:lineRule="auto"/>
         <w:ind w:left="113" w:right="113"/>
       </w:pPr>
       <w:r>
@@ -1317,7 +1321,7 @@
           <w:right w:val="single" w:color="BFBFBF" w:sz="4" w:space="4"/>
         </w:pBdr>
         <w:shd w:fill="F4F4F4" w:color="auto" w:val="clear"/>
-        <w:spacing w:after="0" w:before="0" w:line="240"/>
+        <w:spacing w:after="0" w:before="0" w:line="240" w:lineRule="auto"/>
         <w:ind w:left="113" w:right="113"/>
       </w:pPr>
       <w:r>
@@ -1339,7 +1343,7 @@
           <w:right w:val="single" w:color="BFBFBF" w:sz="4" w:space="4"/>
         </w:pBdr>
         <w:shd w:fill="F4F4F4" w:color="auto" w:val="clear"/>
-        <w:spacing w:after="0" w:before="0" w:line="240"/>
+        <w:spacing w:after="0" w:before="0" w:line="240" w:lineRule="auto"/>
         <w:ind w:left="113" w:right="113"/>
       </w:pPr>
       <w:r>
@@ -1361,7 +1365,7 @@
           <w:right w:val="single" w:color="BFBFBF" w:sz="4" w:space="4"/>
         </w:pBdr>
         <w:shd w:fill="F4F4F4" w:color="auto" w:val="clear"/>
-        <w:spacing w:after="0" w:before="0" w:line="240"/>
+        <w:spacing w:after="0" w:before="0" w:line="240" w:lineRule="auto"/>
         <w:ind w:left="113" w:right="113"/>
       </w:pPr>
       <w:r>
@@ -1383,7 +1387,7 @@
           <w:right w:val="single" w:color="BFBFBF" w:sz="4" w:space="4"/>
         </w:pBdr>
         <w:shd w:fill="F4F4F4" w:color="auto" w:val="clear"/>
-        <w:spacing w:after="0" w:before="0" w:line="240"/>
+        <w:spacing w:after="0" w:before="0" w:line="240" w:lineRule="auto"/>
         <w:ind w:left="113" w:right="113"/>
       </w:pPr>
       <w:r>
@@ -1405,7 +1409,7 @@
           <w:right w:val="single" w:color="BFBFBF" w:sz="4" w:space="4"/>
         </w:pBdr>
         <w:shd w:fill="F4F4F4" w:color="auto" w:val="clear"/>
-        <w:spacing w:after="0" w:before="0" w:line="240"/>
+        <w:spacing w:after="0" w:before="0" w:line="240" w:lineRule="auto"/>
         <w:ind w:left="113" w:right="113"/>
       </w:pPr>
       <w:r>
@@ -1427,7 +1431,7 @@
           <w:right w:val="single" w:color="BFBFBF" w:sz="4" w:space="4"/>
         </w:pBdr>
         <w:shd w:fill="F4F4F4" w:color="auto" w:val="clear"/>
-        <w:spacing w:after="0" w:before="0" w:line="240"/>
+        <w:spacing w:after="0" w:before="0" w:line="240" w:lineRule="auto"/>
         <w:ind w:left="113" w:right="113"/>
       </w:pPr>
       <w:r>
@@ -1449,7 +1453,7 @@
           <w:right w:val="single" w:color="BFBFBF" w:sz="4" w:space="4"/>
         </w:pBdr>
         <w:shd w:fill="F4F4F4" w:color="auto" w:val="clear"/>
-        <w:spacing w:after="0" w:before="0" w:line="240"/>
+        <w:spacing w:after="0" w:before="0" w:line="240" w:lineRule="auto"/>
         <w:ind w:left="113" w:right="113"/>
       </w:pPr>
       <w:r>
@@ -1471,7 +1475,7 @@
           <w:right w:val="single" w:color="BFBFBF" w:sz="4" w:space="4"/>
         </w:pBdr>
         <w:shd w:fill="F4F4F4" w:color="auto" w:val="clear"/>
-        <w:spacing w:after="0" w:before="0" w:line="240"/>
+        <w:spacing w:after="0" w:before="0" w:line="240" w:lineRule="auto"/>
         <w:ind w:left="113" w:right="113"/>
       </w:pPr>
       <w:r>
@@ -1493,7 +1497,7 @@
           <w:right w:val="single" w:color="BFBFBF" w:sz="4" w:space="4"/>
         </w:pBdr>
         <w:shd w:fill="F4F4F4" w:color="auto" w:val="clear"/>
-        <w:spacing w:after="0" w:before="0" w:line="240"/>
+        <w:spacing w:after="0" w:before="0" w:line="240" w:lineRule="auto"/>
         <w:ind w:left="113" w:right="113"/>
       </w:pPr>
       <w:r>
@@ -1515,7 +1519,7 @@
           <w:right w:val="single" w:color="BFBFBF" w:sz="4" w:space="4"/>
         </w:pBdr>
         <w:shd w:fill="F4F4F4" w:color="auto" w:val="clear"/>
-        <w:spacing w:after="0" w:before="0" w:line="240"/>
+        <w:spacing w:after="0" w:before="0" w:line="240" w:lineRule="auto"/>
         <w:ind w:left="113" w:right="113"/>
       </w:pPr>
       <w:r>
@@ -1537,7 +1541,7 @@
           <w:right w:val="single" w:color="BFBFBF" w:sz="4" w:space="4"/>
         </w:pBdr>
         <w:shd w:fill="F4F4F4" w:color="auto" w:val="clear"/>
-        <w:spacing w:after="0" w:before="0" w:line="240"/>
+        <w:spacing w:after="0" w:before="0" w:line="240" w:lineRule="auto"/>
         <w:ind w:left="113" w:right="113"/>
       </w:pPr>
       <w:r>
@@ -1559,7 +1563,7 @@
           <w:right w:val="single" w:color="BFBFBF" w:sz="4" w:space="4"/>
         </w:pBdr>
         <w:shd w:fill="F4F4F4" w:color="auto" w:val="clear"/>
-        <w:spacing w:after="0" w:before="0" w:line="240"/>
+        <w:spacing w:after="0" w:before="0" w:line="240" w:lineRule="auto"/>
         <w:ind w:left="113" w:right="113"/>
       </w:pPr>
       <w:r>
@@ -1581,7 +1585,7 @@
           <w:right w:val="single" w:color="BFBFBF" w:sz="4" w:space="4"/>
         </w:pBdr>
         <w:shd w:fill="F4F4F4" w:color="auto" w:val="clear"/>
-        <w:spacing w:after="0" w:before="0" w:line="240"/>
+        <w:spacing w:after="0" w:before="0" w:line="240" w:lineRule="auto"/>
         <w:ind w:left="113" w:right="113"/>
       </w:pPr>
       <w:r>
@@ -1603,7 +1607,7 @@
           <w:right w:val="single" w:color="BFBFBF" w:sz="4" w:space="4"/>
         </w:pBdr>
         <w:shd w:fill="F4F4F4" w:color="auto" w:val="clear"/>
-        <w:spacing w:after="0" w:before="0" w:line="240"/>
+        <w:spacing w:after="0" w:before="0" w:line="240" w:lineRule="auto"/>
         <w:ind w:left="113" w:right="113"/>
       </w:pPr>
       <w:r>
@@ -1625,7 +1629,7 @@
           <w:right w:val="single" w:color="BFBFBF" w:sz="4" w:space="4"/>
         </w:pBdr>
         <w:shd w:fill="F4F4F4" w:color="auto" w:val="clear"/>
-        <w:spacing w:after="0" w:before="0" w:line="240"/>
+        <w:spacing w:after="0" w:before="0" w:line="240" w:lineRule="auto"/>
         <w:ind w:left="113" w:right="113"/>
       </w:pPr>
       <w:r>
@@ -1647,7 +1651,7 @@
           <w:right w:val="single" w:color="BFBFBF" w:sz="4" w:space="4"/>
         </w:pBdr>
         <w:shd w:fill="F4F4F4" w:color="auto" w:val="clear"/>
-        <w:spacing w:after="0" w:before="0" w:line="240"/>
+        <w:spacing w:after="0" w:before="0" w:line="240" w:lineRule="auto"/>
         <w:ind w:left="113" w:right="113"/>
       </w:pPr>
       <w:r>
@@ -1669,7 +1673,7 @@
           <w:right w:val="single" w:color="BFBFBF" w:sz="4" w:space="4"/>
         </w:pBdr>
         <w:shd w:fill="F4F4F4" w:color="auto" w:val="clear"/>
-        <w:spacing w:after="0" w:before="0" w:line="240"/>
+        <w:spacing w:after="0" w:before="0" w:line="240" w:lineRule="auto"/>
         <w:ind w:left="113" w:right="113"/>
       </w:pPr>
       <w:r>
@@ -1691,7 +1695,7 @@
           <w:right w:val="single" w:color="BFBFBF" w:sz="4" w:space="4"/>
         </w:pBdr>
         <w:shd w:fill="F4F4F4" w:color="auto" w:val="clear"/>
-        <w:spacing w:after="0" w:before="0" w:line="240"/>
+        <w:spacing w:after="0" w:before="0" w:line="240" w:lineRule="auto"/>
         <w:ind w:left="113" w:right="113"/>
       </w:pPr>
       <w:r>
@@ -1713,7 +1717,7 @@
           <w:right w:val="single" w:color="BFBFBF" w:sz="4" w:space="4"/>
         </w:pBdr>
         <w:shd w:fill="F4F4F4" w:color="auto" w:val="clear"/>
-        <w:spacing w:after="0" w:before="0" w:line="240"/>
+        <w:spacing w:after="0" w:before="0" w:line="240" w:lineRule="auto"/>
         <w:ind w:left="113" w:right="113"/>
       </w:pPr>
       <w:r>
@@ -1735,7 +1739,7 @@
           <w:right w:val="single" w:color="BFBFBF" w:sz="4" w:space="4"/>
         </w:pBdr>
         <w:shd w:fill="F4F4F4" w:color="auto" w:val="clear"/>
-        <w:spacing w:after="0" w:before="0" w:line="240"/>
+        <w:spacing w:after="0" w:before="0" w:line="240" w:lineRule="auto"/>
         <w:ind w:left="113" w:right="113"/>
       </w:pPr>
       <w:r>
@@ -1757,7 +1761,7 @@
           <w:right w:val="single" w:color="BFBFBF" w:sz="4" w:space="4"/>
         </w:pBdr>
         <w:shd w:fill="F4F4F4" w:color="auto" w:val="clear"/>
-        <w:spacing w:after="0" w:before="0" w:line="240"/>
+        <w:spacing w:after="0" w:before="0" w:line="240" w:lineRule="auto"/>
         <w:ind w:left="113" w:right="113"/>
       </w:pPr>
       <w:r>
@@ -1779,7 +1783,7 @@
           <w:right w:val="single" w:color="BFBFBF" w:sz="4" w:space="4"/>
         </w:pBdr>
         <w:shd w:fill="F4F4F4" w:color="auto" w:val="clear"/>
-        <w:spacing w:after="0" w:before="0" w:line="240"/>
+        <w:spacing w:after="0" w:before="0" w:line="240" w:lineRule="auto"/>
         <w:ind w:left="113" w:right="113"/>
       </w:pPr>
       <w:r>
@@ -1801,7 +1805,7 @@
           <w:right w:val="single" w:color="BFBFBF" w:sz="4" w:space="4"/>
         </w:pBdr>
         <w:shd w:fill="F4F4F4" w:color="auto" w:val="clear"/>
-        <w:spacing w:after="0" w:before="0" w:line="240"/>
+        <w:spacing w:after="0" w:before="0" w:line="240" w:lineRule="auto"/>
         <w:ind w:left="113" w:right="113"/>
       </w:pPr>
       <w:r>
@@ -1823,7 +1827,7 @@
           <w:right w:val="single" w:color="BFBFBF" w:sz="4" w:space="4"/>
         </w:pBdr>
         <w:shd w:fill="F4F4F4" w:color="auto" w:val="clear"/>
-        <w:spacing w:after="0" w:before="0" w:line="240"/>
+        <w:spacing w:after="0" w:before="0" w:line="240" w:lineRule="auto"/>
         <w:ind w:left="113" w:right="113"/>
       </w:pPr>
       <w:r>
@@ -1845,7 +1849,7 @@
           <w:right w:val="single" w:color="BFBFBF" w:sz="4" w:space="4"/>
         </w:pBdr>
         <w:shd w:fill="F4F4F4" w:color="auto" w:val="clear"/>
-        <w:spacing w:after="0" w:before="0" w:line="240"/>
+        <w:spacing w:after="0" w:before="0" w:line="240" w:lineRule="auto"/>
         <w:ind w:left="113" w:right="113"/>
       </w:pPr>
       <w:r>
@@ -1867,7 +1871,7 @@
           <w:right w:val="single" w:color="BFBFBF" w:sz="4" w:space="4"/>
         </w:pBdr>
         <w:shd w:fill="F4F4F4" w:color="auto" w:val="clear"/>
-        <w:spacing w:after="0" w:before="0" w:line="240"/>
+        <w:spacing w:after="0" w:before="0" w:line="240" w:lineRule="auto"/>
         <w:ind w:left="113" w:right="113"/>
       </w:pPr>
       <w:r>
@@ -1889,7 +1893,7 @@
           <w:right w:val="single" w:color="BFBFBF" w:sz="4" w:space="4"/>
         </w:pBdr>
         <w:shd w:fill="F4F4F4" w:color="auto" w:val="clear"/>
-        <w:spacing w:after="160" w:before="0" w:line="240"/>
+        <w:spacing w:after="160" w:before="0" w:line="240" w:lineRule="auto"/>
         <w:ind w:left="113" w:right="113"/>
       </w:pPr>
       <w:r>
@@ -1952,7 +1956,7 @@
           </w:tcPr>
           <w:p>
             <w:pPr>
-              <w:spacing w:line="240"/>
+              <w:spacing w:line="240" w:lineRule="auto"/>
             </w:pPr>
             <w:r>
               <w:rPr>
@@ -1984,7 +1988,7 @@
           </w:tcPr>
           <w:p>
             <w:pPr>
-              <w:spacing w:line="240"/>
+              <w:spacing w:line="240" w:lineRule="auto"/>
             </w:pPr>
             <w:r>
               <w:rPr>
@@ -2016,7 +2020,7 @@
           </w:tcPr>
           <w:p>
             <w:pPr>
-              <w:spacing w:line="240"/>
+              <w:spacing w:line="240" w:lineRule="auto"/>
             </w:pPr>
             <w:r>
               <w:rPr>
@@ -2048,7 +2052,7 @@
           </w:tcPr>
           <w:p>
             <w:pPr>
-              <w:spacing w:line="240"/>
+              <w:spacing w:line="240" w:lineRule="auto"/>
             </w:pPr>
             <w:r>
               <w:rPr>
@@ -2084,7 +2088,7 @@
           </w:tcPr>
           <w:p>
             <w:pPr>
-              <w:spacing w:line="240"/>
+              <w:spacing w:line="240" w:lineRule="auto"/>
             </w:pPr>
             <w:r>
               <w:rPr>
@@ -2114,7 +2118,7 @@
           </w:tcPr>
           <w:p>
             <w:pPr>
-              <w:spacing w:line="240"/>
+              <w:spacing w:line="240" w:lineRule="auto"/>
             </w:pPr>
             <w:r>
               <w:rPr>
@@ -2143,7 +2147,7 @@
           </w:tcPr>
           <w:p>
             <w:pPr>
-              <w:spacing w:line="240"/>
+              <w:spacing w:line="240" w:lineRule="auto"/>
             </w:pPr>
             <w:r>
               <w:rPr>
@@ -2173,7 +2177,7 @@
           </w:tcPr>
           <w:p>
             <w:pPr>
-              <w:spacing w:line="240"/>
+              <w:spacing w:line="240" w:lineRule="auto"/>
             </w:pPr>
             <w:r>
               <w:rPr>
@@ -2215,7 +2219,7 @@
           </w:tcPr>
           <w:p>
             <w:pPr>
-              <w:spacing w:line="240"/>
+              <w:spacing w:line="240" w:lineRule="auto"/>
             </w:pPr>
             <w:r>
               <w:rPr>
@@ -2245,7 +2249,7 @@
           </w:tcPr>
           <w:p>
             <w:pPr>
-              <w:spacing w:line="240"/>
+              <w:spacing w:line="240" w:lineRule="auto"/>
             </w:pPr>
             <w:r>
               <w:rPr>
@@ -2274,7 +2278,7 @@
           </w:tcPr>
           <w:p>
             <w:pPr>
-              <w:spacing w:line="240"/>
+              <w:spacing w:line="240" w:lineRule="auto"/>
             </w:pPr>
             <w:r>
               <w:rPr>
@@ -2304,7 +2308,7 @@
           </w:tcPr>
           <w:p>
             <w:pPr>
-              <w:spacing w:line="240"/>
+              <w:spacing w:line="240" w:lineRule="auto"/>
             </w:pPr>
             <w:r>
               <w:rPr>
@@ -2361,7 +2365,7 @@
           </w:tcPr>
           <w:p>
             <w:pPr>
-              <w:spacing w:line="240"/>
+              <w:spacing w:line="240" w:lineRule="auto"/>
             </w:pPr>
             <w:r>
               <w:rPr>
@@ -2391,7 +2395,7 @@
           </w:tcPr>
           <w:p>
             <w:pPr>
-              <w:spacing w:line="240"/>
+              <w:spacing w:line="240" w:lineRule="auto"/>
             </w:pPr>
             <w:r>
               <w:rPr>
@@ -2420,7 +2424,7 @@
           </w:tcPr>
           <w:p>
             <w:pPr>
-              <w:spacing w:line="240"/>
+              <w:spacing w:line="240" w:lineRule="auto"/>
             </w:pPr>
             <w:r>
               <w:rPr>
@@ -2450,7 +2454,7 @@
           </w:tcPr>
           <w:p>
             <w:pPr>
-              <w:spacing w:line="240"/>
+              <w:spacing w:line="240" w:lineRule="auto"/>
             </w:pPr>
             <w:r>
               <w:rPr>
@@ -2522,7 +2526,7 @@
           </w:tcPr>
           <w:p>
             <w:pPr>
-              <w:spacing w:line="240"/>
+              <w:spacing w:line="240" w:lineRule="auto"/>
             </w:pPr>
             <w:r>
               <w:rPr>
@@ -2552,7 +2556,7 @@
           </w:tcPr>
           <w:p>
             <w:pPr>
-              <w:spacing w:line="240"/>
+              <w:spacing w:line="240" w:lineRule="auto"/>
             </w:pPr>
             <w:r>
               <w:rPr>
@@ -2581,7 +2585,7 @@
           </w:tcPr>
           <w:p>
             <w:pPr>
-              <w:spacing w:line="240"/>
+              <w:spacing w:line="240" w:lineRule="auto"/>
             </w:pPr>
             <w:r>
               <w:rPr>
@@ -2611,7 +2615,7 @@
           </w:tcPr>
           <w:p>
             <w:pPr>
-              <w:spacing w:line="240"/>
+              <w:spacing w:line="240" w:lineRule="auto"/>
             </w:pPr>
             <w:r>
               <w:rPr>
@@ -2675,7 +2679,7 @@
           </w:tcPr>
           <w:p>
             <w:pPr>
-              <w:spacing w:line="240"/>
+              <w:spacing w:line="240" w:lineRule="auto"/>
             </w:pPr>
             <w:r>
               <w:rPr>
@@ -2705,7 +2709,7 @@
           </w:tcPr>
           <w:p>
             <w:pPr>
-              <w:spacing w:line="240"/>
+              <w:spacing w:line="240" w:lineRule="auto"/>
             </w:pPr>
             <w:r>
               <w:rPr>
@@ -2734,7 +2738,7 @@
           </w:tcPr>
           <w:p>
             <w:pPr>
-              <w:spacing w:line="240"/>
+              <w:spacing w:line="240" w:lineRule="auto"/>
             </w:pPr>
             <w:r>
               <w:rPr>
@@ -2764,7 +2768,7 @@
           </w:tcPr>
           <w:p>
             <w:pPr>
-              <w:spacing w:line="240"/>
+              <w:spacing w:line="240" w:lineRule="auto"/>
             </w:pPr>
             <w:r>
               <w:rPr>
@@ -2806,7 +2810,7 @@
           </w:tcPr>
           <w:p>
             <w:pPr>
-              <w:spacing w:line="240"/>
+              <w:spacing w:line="240" w:lineRule="auto"/>
             </w:pPr>
             <w:r>
               <w:rPr>
@@ -2836,7 +2840,7 @@
           </w:tcPr>
           <w:p>
             <w:pPr>
-              <w:spacing w:line="240"/>
+              <w:spacing w:line="240" w:lineRule="auto"/>
             </w:pPr>
             <w:r>
               <w:rPr>
@@ -2865,7 +2869,7 @@
           </w:tcPr>
           <w:p>
             <w:pPr>
-              <w:spacing w:line="240"/>
+              <w:spacing w:line="240" w:lineRule="auto"/>
             </w:pPr>
             <w:r>
               <w:rPr>
@@ -2895,7 +2899,7 @@
           </w:tcPr>
           <w:p>
             <w:pPr>
-              <w:spacing w:line="240"/>
+              <w:spacing w:line="240" w:lineRule="auto"/>
             </w:pPr>
             <w:r>
               <w:rPr>
@@ -2944,7 +2948,7 @@
           </w:tcPr>
           <w:p>
             <w:pPr>
-              <w:spacing w:line="240"/>
+              <w:spacing w:line="240" w:lineRule="auto"/>
             </w:pPr>
             <w:r>
               <w:rPr>
@@ -2974,7 +2978,7 @@
           </w:tcPr>
           <w:p>
             <w:pPr>
-              <w:spacing w:line="240"/>
+              <w:spacing w:line="240" w:lineRule="auto"/>
             </w:pPr>
             <w:r>
               <w:rPr>
@@ -3003,7 +3007,7 @@
           </w:tcPr>
           <w:p>
             <w:pPr>
-              <w:spacing w:line="240"/>
+              <w:spacing w:line="240" w:lineRule="auto"/>
             </w:pPr>
             <w:r>
               <w:rPr>
@@ -3033,7 +3037,7 @@
           </w:tcPr>
           <w:p>
             <w:pPr>
-              <w:spacing w:line="240"/>
+              <w:spacing w:line="240" w:lineRule="auto"/>
             </w:pPr>
             <w:r>
               <w:rPr>
@@ -3082,7 +3086,7 @@
           </w:tcPr>
           <w:p>
             <w:pPr>
-              <w:spacing w:line="240"/>
+              <w:spacing w:line="240" w:lineRule="auto"/>
             </w:pPr>
             <w:r>
               <w:rPr>
@@ -3112,7 +3116,7 @@
           </w:tcPr>
           <w:p>
             <w:pPr>
-              <w:spacing w:line="240"/>
+              <w:spacing w:line="240" w:lineRule="auto"/>
             </w:pPr>
             <w:r>
               <w:rPr>
@@ -3141,7 +3145,7 @@
           </w:tcPr>
           <w:p>
             <w:pPr>
-              <w:spacing w:line="240"/>
+              <w:spacing w:line="240" w:lineRule="auto"/>
             </w:pPr>
             <w:r>
               <w:rPr>
@@ -3171,7 +3175,7 @@
           </w:tcPr>
           <w:p>
             <w:pPr>
-              <w:spacing w:line="240"/>
+              <w:spacing w:line="240" w:lineRule="auto"/>
             </w:pPr>
             <w:r>
               <w:rPr>
@@ -3214,7 +3218,8 @@
     </w:p>
     <w:p>
       <w:pPr>
-        <w:spacing w:after="80"/>
+        <w:keepNext w:val="false"/>
+        <w:spacing w:after="80" w:before="0"/>
         <w:ind w:firstLine="709"/>
         <w:jc w:val="both"/>
       </w:pPr>
@@ -3232,7 +3237,7 @@
           <w:right w:val="single" w:color="BFBFBF" w:sz="4" w:space="4"/>
         </w:pBdr>
         <w:shd w:fill="F4F4F4" w:color="auto" w:val="clear"/>
-        <w:spacing w:after="0" w:before="60" w:line="240"/>
+        <w:spacing w:after="0" w:before="60" w:line="240" w:lineRule="auto"/>
         <w:ind w:left="113" w:right="113"/>
       </w:pPr>
       <w:r>
@@ -3254,7 +3259,7 @@
           <w:right w:val="single" w:color="BFBFBF" w:sz="4" w:space="4"/>
         </w:pBdr>
         <w:shd w:fill="F4F4F4" w:color="auto" w:val="clear"/>
-        <w:spacing w:after="0" w:before="0" w:line="240"/>
+        <w:spacing w:after="0" w:before="0" w:line="240" w:lineRule="auto"/>
         <w:ind w:left="113" w:right="113"/>
       </w:pPr>
       <w:r>
@@ -3276,7 +3281,7 @@
           <w:right w:val="single" w:color="BFBFBF" w:sz="4" w:space="4"/>
         </w:pBdr>
         <w:shd w:fill="F4F4F4" w:color="auto" w:val="clear"/>
-        <w:spacing w:after="0" w:before="0" w:line="240"/>
+        <w:spacing w:after="0" w:before="0" w:line="240" w:lineRule="auto"/>
         <w:ind w:left="113" w:right="113"/>
       </w:pPr>
       <w:r>
@@ -3298,7 +3303,7 @@
           <w:right w:val="single" w:color="BFBFBF" w:sz="4" w:space="4"/>
         </w:pBdr>
         <w:shd w:fill="F4F4F4" w:color="auto" w:val="clear"/>
-        <w:spacing w:after="0" w:before="0" w:line="240"/>
+        <w:spacing w:after="0" w:before="0" w:line="240" w:lineRule="auto"/>
         <w:ind w:left="113" w:right="113"/>
       </w:pPr>
       <w:r>
@@ -3320,7 +3325,7 @@
           <w:right w:val="single" w:color="BFBFBF" w:sz="4" w:space="4"/>
         </w:pBdr>
         <w:shd w:fill="F4F4F4" w:color="auto" w:val="clear"/>
-        <w:spacing w:after="0" w:before="0" w:line="240"/>
+        <w:spacing w:after="0" w:before="0" w:line="240" w:lineRule="auto"/>
         <w:ind w:left="113" w:right="113"/>
       </w:pPr>
       <w:r>
@@ -3342,7 +3347,7 @@
           <w:right w:val="single" w:color="BFBFBF" w:sz="4" w:space="4"/>
         </w:pBdr>
         <w:shd w:fill="F4F4F4" w:color="auto" w:val="clear"/>
-        <w:spacing w:after="0" w:before="0" w:line="240"/>
+        <w:spacing w:after="0" w:before="0" w:line="240" w:lineRule="auto"/>
         <w:ind w:left="113" w:right="113"/>
       </w:pPr>
       <w:r>
@@ -3364,7 +3369,7 @@
           <w:right w:val="single" w:color="BFBFBF" w:sz="4" w:space="4"/>
         </w:pBdr>
         <w:shd w:fill="F4F4F4" w:color="auto" w:val="clear"/>
-        <w:spacing w:after="0" w:before="0" w:line="240"/>
+        <w:spacing w:after="0" w:before="0" w:line="240" w:lineRule="auto"/>
         <w:ind w:left="113" w:right="113"/>
       </w:pPr>
       <w:r>
@@ -3386,7 +3391,7 @@
           <w:right w:val="single" w:color="BFBFBF" w:sz="4" w:space="4"/>
         </w:pBdr>
         <w:shd w:fill="F4F4F4" w:color="auto" w:val="clear"/>
-        <w:spacing w:after="160" w:before="0" w:line="240"/>
+        <w:spacing w:after="160" w:before="0" w:line="240" w:lineRule="auto"/>
         <w:ind w:left="113" w:right="113"/>
       </w:pPr>
       <w:r>
@@ -3400,7 +3405,8 @@
     </w:p>
     <w:p>
       <w:pPr>
-        <w:spacing w:after="80"/>
+        <w:keepNext w:val="false"/>
+        <w:spacing w:after="80" w:before="0"/>
         <w:ind w:firstLine="709"/>
         <w:jc w:val="both"/>
       </w:pPr>
@@ -3493,7 +3499,8 @@
     </w:p>
     <w:p>
       <w:pPr>
-        <w:spacing w:after="80"/>
+        <w:keepNext w:val="false"/>
+        <w:spacing w:after="80" w:before="0"/>
         <w:ind w:firstLine="709"/>
         <w:jc w:val="both"/>
       </w:pPr>
@@ -3543,7 +3550,8 @@
     </w:p>
     <w:p>
       <w:pPr>
-        <w:spacing w:after="80"/>
+        <w:keepNext w:val="false"/>
+        <w:spacing w:after="80" w:before="0"/>
         <w:ind w:firstLine="709"/>
         <w:jc w:val="both"/>
       </w:pPr>
@@ -3600,7 +3608,7 @@
           <w:right w:val="single" w:color="BFBFBF" w:sz="4" w:space="4"/>
         </w:pBdr>
         <w:shd w:fill="F4F4F4" w:color="auto" w:val="clear"/>
-        <w:spacing w:after="0" w:before="60" w:line="240"/>
+        <w:spacing w:after="0" w:before="60" w:line="240" w:lineRule="auto"/>
         <w:ind w:left="113" w:right="113"/>
       </w:pPr>
       <w:r>
@@ -3622,7 +3630,7 @@
           <w:right w:val="single" w:color="BFBFBF" w:sz="4" w:space="4"/>
         </w:pBdr>
         <w:shd w:fill="F4F4F4" w:color="auto" w:val="clear"/>
-        <w:spacing w:after="0" w:before="0" w:line="240"/>
+        <w:spacing w:after="0" w:before="0" w:line="240" w:lineRule="auto"/>
         <w:ind w:left="113" w:right="113"/>
       </w:pPr>
       <w:r>
@@ -3644,7 +3652,7 @@
           <w:right w:val="single" w:color="BFBFBF" w:sz="4" w:space="4"/>
         </w:pBdr>
         <w:shd w:fill="F4F4F4" w:color="auto" w:val="clear"/>
-        <w:spacing w:after="0" w:before="0" w:line="240"/>
+        <w:spacing w:after="0" w:before="0" w:line="240" w:lineRule="auto"/>
         <w:ind w:left="113" w:right="113"/>
       </w:pPr>
       <w:r>
@@ -3666,7 +3674,7 @@
           <w:right w:val="single" w:color="BFBFBF" w:sz="4" w:space="4"/>
         </w:pBdr>
         <w:shd w:fill="F4F4F4" w:color="auto" w:val="clear"/>
-        <w:spacing w:after="0" w:before="0" w:line="240"/>
+        <w:spacing w:after="0" w:before="0" w:line="240" w:lineRule="auto"/>
         <w:ind w:left="113" w:right="113"/>
       </w:pPr>
       <w:r>
@@ -3688,7 +3696,7 @@
           <w:right w:val="single" w:color="BFBFBF" w:sz="4" w:space="4"/>
         </w:pBdr>
         <w:shd w:fill="F4F4F4" w:color="auto" w:val="clear"/>
-        <w:spacing w:after="0" w:before="0" w:line="240"/>
+        <w:spacing w:after="0" w:before="0" w:line="240" w:lineRule="auto"/>
         <w:ind w:left="113" w:right="113"/>
       </w:pPr>
       <w:r>
@@ -3710,7 +3718,7 @@
           <w:right w:val="single" w:color="BFBFBF" w:sz="4" w:space="4"/>
         </w:pBdr>
         <w:shd w:fill="F4F4F4" w:color="auto" w:val="clear"/>
-        <w:spacing w:after="0" w:before="0" w:line="240"/>
+        <w:spacing w:after="0" w:before="0" w:line="240" w:lineRule="auto"/>
         <w:ind w:left="113" w:right="113"/>
       </w:pPr>
       <w:r>
@@ -3732,7 +3740,7 @@
           <w:right w:val="single" w:color="BFBFBF" w:sz="4" w:space="4"/>
         </w:pBdr>
         <w:shd w:fill="F4F4F4" w:color="auto" w:val="clear"/>
-        <w:spacing w:after="0" w:before="0" w:line="240"/>
+        <w:spacing w:after="0" w:before="0" w:line="240" w:lineRule="auto"/>
         <w:ind w:left="113" w:right="113"/>
       </w:pPr>
       <w:r>
@@ -3754,7 +3762,7 @@
           <w:right w:val="single" w:color="BFBFBF" w:sz="4" w:space="4"/>
         </w:pBdr>
         <w:shd w:fill="F4F4F4" w:color="auto" w:val="clear"/>
-        <w:spacing w:after="0" w:before="0" w:line="240"/>
+        <w:spacing w:after="0" w:before="0" w:line="240" w:lineRule="auto"/>
         <w:ind w:left="113" w:right="113"/>
       </w:pPr>
       <w:r>
@@ -3776,7 +3784,7 @@
           <w:right w:val="single" w:color="BFBFBF" w:sz="4" w:space="4"/>
         </w:pBdr>
         <w:shd w:fill="F4F4F4" w:color="auto" w:val="clear"/>
-        <w:spacing w:after="0" w:before="0" w:line="240"/>
+        <w:spacing w:after="0" w:before="0" w:line="240" w:lineRule="auto"/>
         <w:ind w:left="113" w:right="113"/>
       </w:pPr>
       <w:r>
@@ -3798,7 +3806,7 @@
           <w:right w:val="single" w:color="BFBFBF" w:sz="4" w:space="4"/>
         </w:pBdr>
         <w:shd w:fill="F4F4F4" w:color="auto" w:val="clear"/>
-        <w:spacing w:after="0" w:before="0" w:line="240"/>
+        <w:spacing w:after="0" w:before="0" w:line="240" w:lineRule="auto"/>
         <w:ind w:left="113" w:right="113"/>
       </w:pPr>
       <w:r>
@@ -3820,7 +3828,7 @@
           <w:right w:val="single" w:color="BFBFBF" w:sz="4" w:space="4"/>
         </w:pBdr>
         <w:shd w:fill="F4F4F4" w:color="auto" w:val="clear"/>
-        <w:spacing w:after="0" w:before="0" w:line="240"/>
+        <w:spacing w:after="0" w:before="0" w:line="240" w:lineRule="auto"/>
         <w:ind w:left="113" w:right="113"/>
       </w:pPr>
       <w:r>
@@ -3842,7 +3850,7 @@
           <w:right w:val="single" w:color="BFBFBF" w:sz="4" w:space="4"/>
         </w:pBdr>
         <w:shd w:fill="F4F4F4" w:color="auto" w:val="clear"/>
-        <w:spacing w:after="0" w:before="0" w:line="240"/>
+        <w:spacing w:after="0" w:before="0" w:line="240" w:lineRule="auto"/>
         <w:ind w:left="113" w:right="113"/>
       </w:pPr>
       <w:r>
@@ -3864,7 +3872,7 @@
           <w:right w:val="single" w:color="BFBFBF" w:sz="4" w:space="4"/>
         </w:pBdr>
         <w:shd w:fill="F4F4F4" w:color="auto" w:val="clear"/>
-        <w:spacing w:after="0" w:before="0" w:line="240"/>
+        <w:spacing w:after="0" w:before="0" w:line="240" w:lineRule="auto"/>
         <w:ind w:left="113" w:right="113"/>
       </w:pPr>
       <w:r>
@@ -3886,7 +3894,7 @@
           <w:right w:val="single" w:color="BFBFBF" w:sz="4" w:space="4"/>
         </w:pBdr>
         <w:shd w:fill="F4F4F4" w:color="auto" w:val="clear"/>
-        <w:spacing w:after="0" w:before="0" w:line="240"/>
+        <w:spacing w:after="0" w:before="0" w:line="240" w:lineRule="auto"/>
         <w:ind w:left="113" w:right="113"/>
       </w:pPr>
       <w:r>
@@ -3908,7 +3916,7 @@
           <w:right w:val="single" w:color="BFBFBF" w:sz="4" w:space="4"/>
         </w:pBdr>
         <w:shd w:fill="F4F4F4" w:color="auto" w:val="clear"/>
-        <w:spacing w:after="0" w:before="0" w:line="240"/>
+        <w:spacing w:after="0" w:before="0" w:line="240" w:lineRule="auto"/>
         <w:ind w:left="113" w:right="113"/>
       </w:pPr>
       <w:r>
@@ -3930,7 +3938,7 @@
           <w:right w:val="single" w:color="BFBFBF" w:sz="4" w:space="4"/>
         </w:pBdr>
         <w:shd w:fill="F4F4F4" w:color="auto" w:val="clear"/>
-        <w:spacing w:after="0" w:before="0" w:line="240"/>
+        <w:spacing w:after="0" w:before="0" w:line="240" w:lineRule="auto"/>
         <w:ind w:left="113" w:right="113"/>
       </w:pPr>
       <w:r>
@@ -3952,7 +3960,7 @@
           <w:right w:val="single" w:color="BFBFBF" w:sz="4" w:space="4"/>
         </w:pBdr>
         <w:shd w:fill="F4F4F4" w:color="auto" w:val="clear"/>
-        <w:spacing w:after="0" w:before="0" w:line="240"/>
+        <w:spacing w:after="0" w:before="0" w:line="240" w:lineRule="auto"/>
         <w:ind w:left="113" w:right="113"/>
       </w:pPr>
       <w:r>
@@ -3974,7 +3982,7 @@
           <w:right w:val="single" w:color="BFBFBF" w:sz="4" w:space="4"/>
         </w:pBdr>
         <w:shd w:fill="F4F4F4" w:color="auto" w:val="clear"/>
-        <w:spacing w:after="0" w:before="0" w:line="240"/>
+        <w:spacing w:after="0" w:before="0" w:line="240" w:lineRule="auto"/>
         <w:ind w:left="113" w:right="113"/>
       </w:pPr>
       <w:r>
@@ -3996,7 +4004,7 @@
           <w:right w:val="single" w:color="BFBFBF" w:sz="4" w:space="4"/>
         </w:pBdr>
         <w:shd w:fill="F4F4F4" w:color="auto" w:val="clear"/>
-        <w:spacing w:after="0" w:before="0" w:line="240"/>
+        <w:spacing w:after="0" w:before="0" w:line="240" w:lineRule="auto"/>
         <w:ind w:left="113" w:right="113"/>
       </w:pPr>
       <w:r>
@@ -4018,7 +4026,7 @@
           <w:right w:val="single" w:color="BFBFBF" w:sz="4" w:space="4"/>
         </w:pBdr>
         <w:shd w:fill="F4F4F4" w:color="auto" w:val="clear"/>
-        <w:spacing w:after="0" w:before="0" w:line="240"/>
+        <w:spacing w:after="0" w:before="0" w:line="240" w:lineRule="auto"/>
         <w:ind w:left="113" w:right="113"/>
       </w:pPr>
       <w:r>
@@ -4040,7 +4048,7 @@
           <w:right w:val="single" w:color="BFBFBF" w:sz="4" w:space="4"/>
         </w:pBdr>
         <w:shd w:fill="F4F4F4" w:color="auto" w:val="clear"/>
-        <w:spacing w:after="0" w:before="0" w:line="240"/>
+        <w:spacing w:after="0" w:before="0" w:line="240" w:lineRule="auto"/>
         <w:ind w:left="113" w:right="113"/>
       </w:pPr>
       <w:r>
@@ -4062,7 +4070,7 @@
           <w:right w:val="single" w:color="BFBFBF" w:sz="4" w:space="4"/>
         </w:pBdr>
         <w:shd w:fill="F4F4F4" w:color="auto" w:val="clear"/>
-        <w:spacing w:after="0" w:before="0" w:line="240"/>
+        <w:spacing w:after="0" w:before="0" w:line="240" w:lineRule="auto"/>
         <w:ind w:left="113" w:right="113"/>
       </w:pPr>
       <w:r>
@@ -4084,7 +4092,7 @@
           <w:right w:val="single" w:color="BFBFBF" w:sz="4" w:space="4"/>
         </w:pBdr>
         <w:shd w:fill="F4F4F4" w:color="auto" w:val="clear"/>
-        <w:spacing w:after="0" w:before="0" w:line="240"/>
+        <w:spacing w:after="0" w:before="0" w:line="240" w:lineRule="auto"/>
         <w:ind w:left="113" w:right="113"/>
       </w:pPr>
       <w:r>
@@ -4106,7 +4114,7 @@
           <w:right w:val="single" w:color="BFBFBF" w:sz="4" w:space="4"/>
         </w:pBdr>
         <w:shd w:fill="F4F4F4" w:color="auto" w:val="clear"/>
-        <w:spacing w:after="0" w:before="0" w:line="240"/>
+        <w:spacing w:after="0" w:before="0" w:line="240" w:lineRule="auto"/>
         <w:ind w:left="113" w:right="113"/>
       </w:pPr>
       <w:r>
@@ -4128,7 +4136,7 @@
           <w:right w:val="single" w:color="BFBFBF" w:sz="4" w:space="4"/>
         </w:pBdr>
         <w:shd w:fill="F4F4F4" w:color="auto" w:val="clear"/>
-        <w:spacing w:after="0" w:before="0" w:line="240"/>
+        <w:spacing w:after="0" w:before="0" w:line="240" w:lineRule="auto"/>
         <w:ind w:left="113" w:right="113"/>
       </w:pPr>
       <w:r>
@@ -4150,7 +4158,7 @@
           <w:right w:val="single" w:color="BFBFBF" w:sz="4" w:space="4"/>
         </w:pBdr>
         <w:shd w:fill="F4F4F4" w:color="auto" w:val="clear"/>
-        <w:spacing w:after="0" w:before="0" w:line="240"/>
+        <w:spacing w:after="0" w:before="0" w:line="240" w:lineRule="auto"/>
         <w:ind w:left="113" w:right="113"/>
       </w:pPr>
       <w:r>
@@ -4172,7 +4180,7 @@
           <w:right w:val="single" w:color="BFBFBF" w:sz="4" w:space="4"/>
         </w:pBdr>
         <w:shd w:fill="F4F4F4" w:color="auto" w:val="clear"/>
-        <w:spacing w:after="0" w:before="0" w:line="240"/>
+        <w:spacing w:after="0" w:before="0" w:line="240" w:lineRule="auto"/>
         <w:ind w:left="113" w:right="113"/>
       </w:pPr>
       <w:r>
@@ -4194,7 +4202,7 @@
           <w:right w:val="single" w:color="BFBFBF" w:sz="4" w:space="4"/>
         </w:pBdr>
         <w:shd w:fill="F4F4F4" w:color="auto" w:val="clear"/>
-        <w:spacing w:after="0" w:before="0" w:line="240"/>
+        <w:spacing w:after="0" w:before="0" w:line="240" w:lineRule="auto"/>
         <w:ind w:left="113" w:right="113"/>
       </w:pPr>
       <w:r>
@@ -4216,7 +4224,7 @@
           <w:right w:val="single" w:color="BFBFBF" w:sz="4" w:space="4"/>
         </w:pBdr>
         <w:shd w:fill="F4F4F4" w:color="auto" w:val="clear"/>
-        <w:spacing w:after="0" w:before="0" w:line="240"/>
+        <w:spacing w:after="0" w:before="0" w:line="240" w:lineRule="auto"/>
         <w:ind w:left="113" w:right="113"/>
       </w:pPr>
       <w:r>
@@ -4238,7 +4246,7 @@
           <w:right w:val="single" w:color="BFBFBF" w:sz="4" w:space="4"/>
         </w:pBdr>
         <w:shd w:fill="F4F4F4" w:color="auto" w:val="clear"/>
-        <w:spacing w:after="0" w:before="0" w:line="240"/>
+        <w:spacing w:after="0" w:before="0" w:line="240" w:lineRule="auto"/>
         <w:ind w:left="113" w:right="113"/>
       </w:pPr>
       <w:r>
@@ -4260,7 +4268,7 @@
           <w:right w:val="single" w:color="BFBFBF" w:sz="4" w:space="4"/>
         </w:pBdr>
         <w:shd w:fill="F4F4F4" w:color="auto" w:val="clear"/>
-        <w:spacing w:after="0" w:before="0" w:line="240"/>
+        <w:spacing w:after="0" w:before="0" w:line="240" w:lineRule="auto"/>
         <w:ind w:left="113" w:right="113"/>
       </w:pPr>
       <w:r>
@@ -4282,7 +4290,7 @@
           <w:right w:val="single" w:color="BFBFBF" w:sz="4" w:space="4"/>
         </w:pBdr>
         <w:shd w:fill="F4F4F4" w:color="auto" w:val="clear"/>
-        <w:spacing w:after="0" w:before="0" w:line="240"/>
+        <w:spacing w:after="0" w:before="0" w:line="240" w:lineRule="auto"/>
         <w:ind w:left="113" w:right="113"/>
       </w:pPr>
       <w:r>
@@ -4304,7 +4312,7 @@
           <w:right w:val="single" w:color="BFBFBF" w:sz="4" w:space="4"/>
         </w:pBdr>
         <w:shd w:fill="F4F4F4" w:color="auto" w:val="clear"/>
-        <w:spacing w:after="0" w:before="0" w:line="240"/>
+        <w:spacing w:after="0" w:before="0" w:line="240" w:lineRule="auto"/>
         <w:ind w:left="113" w:right="113"/>
       </w:pPr>
       <w:r>
@@ -4326,7 +4334,7 @@
           <w:right w:val="single" w:color="BFBFBF" w:sz="4" w:space="4"/>
         </w:pBdr>
         <w:shd w:fill="F4F4F4" w:color="auto" w:val="clear"/>
-        <w:spacing w:after="0" w:before="0" w:line="240"/>
+        <w:spacing w:after="0" w:before="0" w:line="240" w:lineRule="auto"/>
         <w:ind w:left="113" w:right="113"/>
       </w:pPr>
       <w:r>
@@ -4348,7 +4356,7 @@
           <w:right w:val="single" w:color="BFBFBF" w:sz="4" w:space="4"/>
         </w:pBdr>
         <w:shd w:fill="F4F4F4" w:color="auto" w:val="clear"/>
-        <w:spacing w:after="0" w:before="0" w:line="240"/>
+        <w:spacing w:after="0" w:before="0" w:line="240" w:lineRule="auto"/>
         <w:ind w:left="113" w:right="113"/>
       </w:pPr>
       <w:r>
@@ -4370,7 +4378,7 @@
           <w:right w:val="single" w:color="BFBFBF" w:sz="4" w:space="4"/>
         </w:pBdr>
         <w:shd w:fill="F4F4F4" w:color="auto" w:val="clear"/>
-        <w:spacing w:after="0" w:before="0" w:line="240"/>
+        <w:spacing w:after="0" w:before="0" w:line="240" w:lineRule="auto"/>
         <w:ind w:left="113" w:right="113"/>
       </w:pPr>
       <w:r>
@@ -4392,7 +4400,7 @@
           <w:right w:val="single" w:color="BFBFBF" w:sz="4" w:space="4"/>
         </w:pBdr>
         <w:shd w:fill="F4F4F4" w:color="auto" w:val="clear"/>
-        <w:spacing w:after="0" w:before="0" w:line="240"/>
+        <w:spacing w:after="0" w:before="0" w:line="240" w:lineRule="auto"/>
         <w:ind w:left="113" w:right="113"/>
       </w:pPr>
       <w:r>
@@ -4414,7 +4422,7 @@
           <w:right w:val="single" w:color="BFBFBF" w:sz="4" w:space="4"/>
         </w:pBdr>
         <w:shd w:fill="F4F4F4" w:color="auto" w:val="clear"/>
-        <w:spacing w:after="0" w:before="0" w:line="240"/>
+        <w:spacing w:after="0" w:before="0" w:line="240" w:lineRule="auto"/>
         <w:ind w:left="113" w:right="113"/>
       </w:pPr>
       <w:r>
@@ -4436,7 +4444,7 @@
           <w:right w:val="single" w:color="BFBFBF" w:sz="4" w:space="4"/>
         </w:pBdr>
         <w:shd w:fill="F4F4F4" w:color="auto" w:val="clear"/>
-        <w:spacing w:after="0" w:before="0" w:line="240"/>
+        <w:spacing w:after="0" w:before="0" w:line="240" w:lineRule="auto"/>
         <w:ind w:left="113" w:right="113"/>
       </w:pPr>
       <w:r>
@@ -4458,7 +4466,7 @@
           <w:right w:val="single" w:color="BFBFBF" w:sz="4" w:space="4"/>
         </w:pBdr>
         <w:shd w:fill="F4F4F4" w:color="auto" w:val="clear"/>
-        <w:spacing w:after="0" w:before="0" w:line="240"/>
+        <w:spacing w:after="0" w:before="0" w:line="240" w:lineRule="auto"/>
         <w:ind w:left="113" w:right="113"/>
       </w:pPr>
       <w:r>
@@ -4480,7 +4488,7 @@
           <w:right w:val="single" w:color="BFBFBF" w:sz="4" w:space="4"/>
         </w:pBdr>
         <w:shd w:fill="F4F4F4" w:color="auto" w:val="clear"/>
-        <w:spacing w:after="0" w:before="0" w:line="240"/>
+        <w:spacing w:after="0" w:before="0" w:line="240" w:lineRule="auto"/>
         <w:ind w:left="113" w:right="113"/>
       </w:pPr>
       <w:r>
@@ -4502,7 +4510,7 @@
           <w:right w:val="single" w:color="BFBFBF" w:sz="4" w:space="4"/>
         </w:pBdr>
         <w:shd w:fill="F4F4F4" w:color="auto" w:val="clear"/>
-        <w:spacing w:after="0" w:before="0" w:line="240"/>
+        <w:spacing w:after="0" w:before="0" w:line="240" w:lineRule="auto"/>
         <w:ind w:left="113" w:right="113"/>
       </w:pPr>
       <w:r>
@@ -4524,7 +4532,7 @@
           <w:right w:val="single" w:color="BFBFBF" w:sz="4" w:space="4"/>
         </w:pBdr>
         <w:shd w:fill="F4F4F4" w:color="auto" w:val="clear"/>
-        <w:spacing w:after="0" w:before="0" w:line="240"/>
+        <w:spacing w:after="0" w:before="0" w:line="240" w:lineRule="auto"/>
         <w:ind w:left="113" w:right="113"/>
       </w:pPr>
       <w:r>
@@ -4546,7 +4554,7 @@
           <w:right w:val="single" w:color="BFBFBF" w:sz="4" w:space="4"/>
         </w:pBdr>
         <w:shd w:fill="F4F4F4" w:color="auto" w:val="clear"/>
-        <w:spacing w:after="0" w:before="0" w:line="240"/>
+        <w:spacing w:after="0" w:before="0" w:line="240" w:lineRule="auto"/>
         <w:ind w:left="113" w:right="113"/>
       </w:pPr>
       <w:r>
@@ -4568,7 +4576,7 @@
           <w:right w:val="single" w:color="BFBFBF" w:sz="4" w:space="4"/>
         </w:pBdr>
         <w:shd w:fill="F4F4F4" w:color="auto" w:val="clear"/>
-        <w:spacing w:after="0" w:before="0" w:line="240"/>
+        <w:spacing w:after="0" w:before="0" w:line="240" w:lineRule="auto"/>
         <w:ind w:left="113" w:right="113"/>
       </w:pPr>
       <w:r>
@@ -4590,7 +4598,7 @@
           <w:right w:val="single" w:color="BFBFBF" w:sz="4" w:space="4"/>
         </w:pBdr>
         <w:shd w:fill="F4F4F4" w:color="auto" w:val="clear"/>
-        <w:spacing w:after="0" w:before="0" w:line="240"/>
+        <w:spacing w:after="0" w:before="0" w:line="240" w:lineRule="auto"/>
         <w:ind w:left="113" w:right="113"/>
       </w:pPr>
       <w:r>
@@ -4612,7 +4620,7 @@
           <w:right w:val="single" w:color="BFBFBF" w:sz="4" w:space="4"/>
         </w:pBdr>
         <w:shd w:fill="F4F4F4" w:color="auto" w:val="clear"/>
-        <w:spacing w:after="0" w:before="0" w:line="240"/>
+        <w:spacing w:after="0" w:before="0" w:line="240" w:lineRule="auto"/>
         <w:ind w:left="113" w:right="113"/>
       </w:pPr>
       <w:r>
@@ -4634,7 +4642,7 @@
           <w:right w:val="single" w:color="BFBFBF" w:sz="4" w:space="4"/>
         </w:pBdr>
         <w:shd w:fill="F4F4F4" w:color="auto" w:val="clear"/>
-        <w:spacing w:after="0" w:before="0" w:line="240"/>
+        <w:spacing w:after="0" w:before="0" w:line="240" w:lineRule="auto"/>
         <w:ind w:left="113" w:right="113"/>
       </w:pPr>
       <w:r>
@@ -4656,7 +4664,7 @@
           <w:right w:val="single" w:color="BFBFBF" w:sz="4" w:space="4"/>
         </w:pBdr>
         <w:shd w:fill="F4F4F4" w:color="auto" w:val="clear"/>
-        <w:spacing w:after="0" w:before="0" w:line="240"/>
+        <w:spacing w:after="0" w:before="0" w:line="240" w:lineRule="auto"/>
         <w:ind w:left="113" w:right="113"/>
       </w:pPr>
       <w:r>
@@ -4678,7 +4686,7 @@
           <w:right w:val="single" w:color="BFBFBF" w:sz="4" w:space="4"/>
         </w:pBdr>
         <w:shd w:fill="F4F4F4" w:color="auto" w:val="clear"/>
-        <w:spacing w:after="0" w:before="0" w:line="240"/>
+        <w:spacing w:after="0" w:before="0" w:line="240" w:lineRule="auto"/>
         <w:ind w:left="113" w:right="113"/>
       </w:pPr>
       <w:r>
@@ -4700,7 +4708,7 @@
           <w:right w:val="single" w:color="BFBFBF" w:sz="4" w:space="4"/>
         </w:pBdr>
         <w:shd w:fill="F4F4F4" w:color="auto" w:val="clear"/>
-        <w:spacing w:after="0" w:before="0" w:line="240"/>
+        <w:spacing w:after="0" w:before="0" w:line="240" w:lineRule="auto"/>
         <w:ind w:left="113" w:right="113"/>
       </w:pPr>
       <w:r>
@@ -4722,7 +4730,7 @@
           <w:right w:val="single" w:color="BFBFBF" w:sz="4" w:space="4"/>
         </w:pBdr>
         <w:shd w:fill="F4F4F4" w:color="auto" w:val="clear"/>
-        <w:spacing w:after="0" w:before="0" w:line="240"/>
+        <w:spacing w:after="0" w:before="0" w:line="240" w:lineRule="auto"/>
         <w:ind w:left="113" w:right="113"/>
       </w:pPr>
       <w:r>
@@ -4744,7 +4752,7 @@
           <w:right w:val="single" w:color="BFBFBF" w:sz="4" w:space="4"/>
         </w:pBdr>
         <w:shd w:fill="F4F4F4" w:color="auto" w:val="clear"/>
-        <w:spacing w:after="0" w:before="0" w:line="240"/>
+        <w:spacing w:after="0" w:before="0" w:line="240" w:lineRule="auto"/>
         <w:ind w:left="113" w:right="113"/>
       </w:pPr>
       <w:r>
@@ -4766,7 +4774,7 @@
           <w:right w:val="single" w:color="BFBFBF" w:sz="4" w:space="4"/>
         </w:pBdr>
         <w:shd w:fill="F4F4F4" w:color="auto" w:val="clear"/>
-        <w:spacing w:after="0" w:before="0" w:line="240"/>
+        <w:spacing w:after="0" w:before="0" w:line="240" w:lineRule="auto"/>
         <w:ind w:left="113" w:right="113"/>
       </w:pPr>
       <w:r>
@@ -4788,7 +4796,7 @@
           <w:right w:val="single" w:color="BFBFBF" w:sz="4" w:space="4"/>
         </w:pBdr>
         <w:shd w:fill="F4F4F4" w:color="auto" w:val="clear"/>
-        <w:spacing w:after="0" w:before="0" w:line="240"/>
+        <w:spacing w:after="0" w:before="0" w:line="240" w:lineRule="auto"/>
         <w:ind w:left="113" w:right="113"/>
       </w:pPr>
       <w:r>
@@ -4810,7 +4818,7 @@
           <w:right w:val="single" w:color="BFBFBF" w:sz="4" w:space="4"/>
         </w:pBdr>
         <w:shd w:fill="F4F4F4" w:color="auto" w:val="clear"/>
-        <w:spacing w:after="0" w:before="0" w:line="240"/>
+        <w:spacing w:after="0" w:before="0" w:line="240" w:lineRule="auto"/>
         <w:ind w:left="113" w:right="113"/>
       </w:pPr>
       <w:r>
@@ -4832,7 +4840,7 @@
           <w:right w:val="single" w:color="BFBFBF" w:sz="4" w:space="4"/>
         </w:pBdr>
         <w:shd w:fill="F4F4F4" w:color="auto" w:val="clear"/>
-        <w:spacing w:after="160" w:before="0" w:line="240"/>
+        <w:spacing w:after="160" w:before="0" w:line="240" w:lineRule="auto"/>
         <w:ind w:left="113" w:right="113"/>
       </w:pPr>
       <w:r>
@@ -4846,7 +4854,8 @@
     </w:p>
     <w:p>
       <w:pPr>
-        <w:spacing w:after="80"/>
+        <w:keepNext w:val="false"/>
+        <w:spacing w:after="80" w:before="0"/>
         <w:ind w:firstLine="709"/>
         <w:jc w:val="both"/>
       </w:pPr>
@@ -5018,7 +5027,7 @@
           <w:right w:val="single" w:color="A9C4A0" w:sz="4" w:space="4"/>
         </w:pBdr>
         <w:shd w:fill="F1F7EE" w:color="auto" w:val="clear"/>
-        <w:spacing w:after="0" w:before="60" w:line="240"/>
+        <w:spacing w:after="0" w:before="60" w:line="240" w:lineRule="auto"/>
         <w:ind w:left="113" w:right="113"/>
       </w:pPr>
       <w:r>
@@ -5040,7 +5049,7 @@
           <w:right w:val="single" w:color="A9C4A0" w:sz="4" w:space="4"/>
         </w:pBdr>
         <w:shd w:fill="F1F7EE" w:color="auto" w:val="clear"/>
-        <w:spacing w:after="0" w:before="0" w:line="240"/>
+        <w:spacing w:after="0" w:before="0" w:line="240" w:lineRule="auto"/>
         <w:ind w:left="113" w:right="113"/>
       </w:pPr>
       <w:r>
@@ -5062,7 +5071,7 @@
           <w:right w:val="single" w:color="A9C4A0" w:sz="4" w:space="4"/>
         </w:pBdr>
         <w:shd w:fill="F1F7EE" w:color="auto" w:val="clear"/>
-        <w:spacing w:after="0" w:before="0" w:line="240"/>
+        <w:spacing w:after="0" w:before="0" w:line="240" w:lineRule="auto"/>
         <w:ind w:left="113" w:right="113"/>
       </w:pPr>
       <w:r>
@@ -5084,7 +5093,7 @@
           <w:right w:val="single" w:color="A9C4A0" w:sz="4" w:space="4"/>
         </w:pBdr>
         <w:shd w:fill="F1F7EE" w:color="auto" w:val="clear"/>
-        <w:spacing w:after="160" w:before="0" w:line="240"/>
+        <w:spacing w:after="160" w:before="0" w:line="240" w:lineRule="auto"/>
         <w:ind w:left="113" w:right="113"/>
       </w:pPr>
       <w:r>
@@ -5304,6 +5313,18 @@
     </w:lvl>
   </w:abstractNum>
   <w:abstractNum w:abstractNumId="3" w15:restartNumberingAfterBreak="0">
+    <w:multiLevelType w:val="hybridMultilevel"/>
+    <w:lvl w:ilvl="0" w15:tentative="1">
+      <w:start w:val="1"/>
+      <w:numFmt w:val="bullet"/>
+      <w:lvlText w:val="•"/>
+      <w:lvlJc w:val="left"/>
+      <w:pPr>
+        <w:ind w:left="1134" w:hanging="284"/>
+      </w:pPr>
+    </w:lvl>
+  </w:abstractNum>
+  <w:abstractNum w:abstractNumId="4" w15:restartNumberingAfterBreak="0">
     <w:multiLevelType w:val="hybridMultilevel"/>
     <w:lvl w:ilvl="0" w15:tentative="1">
       <w:start w:val="1"/>
